--- a/Отчет_лаб2.docx
+++ b/Отчет_лаб2.docx
@@ -210,14 +210,7 @@
           <w:rFonts w:cs="Times New Roman"/>
           <w:lang w:val="ru-RU"/>
         </w:rPr>
-        <w:t xml:space="preserve">по дисциплине </w:t>
-      </w:r>
-      <w:r>
-        <w:rPr>
-          <w:rFonts w:cs="Times New Roman"/>
-          <w:lang w:val="ru-RU"/>
-        </w:rPr>
-        <w:t>«Машинное обучение»</w:t>
+        <w:t>по дисциплине «Машинное обучение»</w:t>
       </w:r>
     </w:p>
     <w:p>
@@ -332,21 +325,12 @@
           <w:lang w:val="ru-RU"/>
         </w:rPr>
       </w:pPr>
-      <w:proofErr w:type="spellStart"/>
-      <w:r>
-        <w:rPr>
-          <w:rFonts w:cs="Times New Roman"/>
-          <w:lang w:val="ru-RU"/>
-        </w:rPr>
-        <w:t>Харахашьян</w:t>
-      </w:r>
-      <w:proofErr w:type="spellEnd"/>
-      <w:r>
-        <w:rPr>
-          <w:rFonts w:cs="Times New Roman"/>
-          <w:lang w:val="ru-RU"/>
-        </w:rPr>
-        <w:t xml:space="preserve"> А.М.</w:t>
+      <w:r>
+        <w:rPr>
+          <w:rFonts w:cs="Times New Roman"/>
+          <w:lang w:val="ru-RU"/>
+        </w:rPr>
+        <w:t>Дольников Максим Геннадьевич</w:t>
       </w:r>
     </w:p>
     <w:p>
@@ -479,14 +463,7 @@
           <w:rFonts w:cs="Times New Roman"/>
           <w:lang w:val="ru-RU"/>
         </w:rPr>
-        <w:t xml:space="preserve"> (5 призн</w:t>
-      </w:r>
-      <w:r>
-        <w:rPr>
-          <w:rFonts w:cs="Times New Roman"/>
-          <w:lang w:val="ru-RU"/>
-        </w:rPr>
-        <w:t xml:space="preserve">аков </w:t>
+        <w:t xml:space="preserve"> (5 признаков </w:t>
       </w:r>
       <w:r>
         <w:rPr>
@@ -657,14 +634,7 @@
           <w:rFonts w:cs="Times New Roman"/>
           <w:lang w:val="ru-RU"/>
         </w:rPr>
-        <w:t>, деление компонент на главные, вт</w:t>
-      </w:r>
-      <w:r>
-        <w:rPr>
-          <w:rFonts w:cs="Times New Roman"/>
-          <w:lang w:val="ru-RU"/>
-        </w:rPr>
-        <w:t xml:space="preserve">оростепенные и шумовые, построение </w:t>
+        <w:t xml:space="preserve">, деление компонент на главные, второстепенные и шумовые, построение </w:t>
       </w:r>
       <w:proofErr w:type="spellStart"/>
       <w:r>
@@ -719,14 +689,7 @@
           <w:rFonts w:cs="Times New Roman"/>
           <w:lang w:val="ru-RU"/>
         </w:rPr>
-        <w:t xml:space="preserve"> нигде не </w:t>
-      </w:r>
-      <w:r>
-        <w:rPr>
-          <w:rFonts w:cs="Times New Roman"/>
-          <w:lang w:val="ru-RU"/>
-        </w:rPr>
-        <w:t>участвуют в анализе и используются только для визуализации (п. 1) и итоговой оценки качества (п. 2.5). Для каждого пункта приведены описание решения, фактические результаты и указание на сохраняемые файлы.</w:t>
+        <w:t xml:space="preserve"> нигде не участвуют в анализе и используются только для визуализации (п. 1) и итоговой оценки качества (п. 2.5). Для каждого пункта приведены описание решения, фактические результаты и указание на сохраняемые файлы.</w:t>
       </w:r>
     </w:p>
     <w:p>
@@ -757,14 +720,7 @@
           <w:rFonts w:cs="Times New Roman"/>
           <w:lang w:val="ru-RU"/>
         </w:rPr>
-        <w:t>Изучить методы обучения без учителя</w:t>
-      </w:r>
-      <w:r>
-        <w:rPr>
-          <w:rFonts w:cs="Times New Roman"/>
-          <w:lang w:val="ru-RU"/>
-        </w:rPr>
-        <w:t>: понижение размерности (</w:t>
+        <w:t>Изучить методы обучения без учителя: понижение размерности (</w:t>
       </w:r>
       <w:r>
         <w:rPr>
@@ -873,14 +829,7 @@
           <w:rFonts w:cs="Times New Roman"/>
           <w:lang w:val="ru-RU"/>
         </w:rPr>
-        <w:t>1) Рассчитать матрицу вза</w:t>
-      </w:r>
-      <w:r>
-        <w:rPr>
-          <w:rFonts w:cs="Times New Roman"/>
-          <w:lang w:val="ru-RU"/>
-        </w:rPr>
-        <w:t>имных корреляций между признаками и построить матрицу разброса.</w:t>
+        <w:t>1) Рассчитать матрицу взаимных корреляций между признаками и построить матрицу разброса.</w:t>
       </w:r>
     </w:p>
     <w:p>
@@ -949,14 +898,7 @@
           <w:rFonts w:cs="Times New Roman"/>
           <w:lang w:val="ru-RU"/>
         </w:rPr>
-        <w:t>3) Определить перечень главных, второстепенных и шумовых компонент для каждого метода и построить графики значим</w:t>
-      </w:r>
-      <w:r>
-        <w:rPr>
-          <w:rFonts w:cs="Times New Roman"/>
-          <w:lang w:val="ru-RU"/>
-        </w:rPr>
-        <w:t>ости.</w:t>
+        <w:t>3) Определить перечень главных, второстепенных и шумовых компонент для каждого метода и построить графики значимости.</w:t>
       </w:r>
     </w:p>
     <w:p>
@@ -1057,14 +999,7 @@
           <w:rFonts w:cs="Times New Roman"/>
           <w:lang w:val="ru-RU"/>
         </w:rPr>
-        <w:t>6) Подобрать параметры алгоритмов и проанализи</w:t>
-      </w:r>
-      <w:r>
-        <w:rPr>
-          <w:rFonts w:cs="Times New Roman"/>
-          <w:lang w:val="ru-RU"/>
-        </w:rPr>
-        <w:t>ровать эффективность отделения выбросов методами на основе плотности (п. 2.3).</w:t>
+        <w:t>6) Подобрать параметры алгоритмов и проанализировать эффективность отделения выбросов методами на основе плотности (п. 2.3).</w:t>
       </w:r>
     </w:p>
     <w:p>
@@ -1123,14 +1058,7 @@
           <w:rFonts w:cs="Times New Roman"/>
           <w:lang w:val="ru-RU"/>
         </w:rPr>
-        <w:t>8) Сравнить результаты кластеризации с эталонными метками и обосновать выбор лучшег</w:t>
-      </w:r>
-      <w:r>
-        <w:rPr>
-          <w:rFonts w:cs="Times New Roman"/>
-          <w:lang w:val="ru-RU"/>
-        </w:rPr>
-        <w:t>о алгоритма (п. 2.5).</w:t>
+        <w:t>8) Сравнить результаты кластеризации с эталонными метками и обосновать выбор лучшего алгоритма (п. 2.5).</w:t>
       </w:r>
     </w:p>
     <w:p>
@@ -1603,14 +1531,7 @@
           <w:rFonts w:cs="Times New Roman"/>
           <w:lang w:val="ru-RU"/>
         </w:rPr>
-        <w:t xml:space="preserve"> </w:t>
-      </w:r>
-      <w:r>
-        <w:rPr>
-          <w:rFonts w:cs="Times New Roman"/>
-          <w:lang w:val="ru-RU"/>
-        </w:rPr>
-        <w:t>(</w:t>
+        <w:t xml:space="preserve"> (</w:t>
       </w:r>
       <w:proofErr w:type="spellStart"/>
       <w:r>
@@ -1735,7 +1656,6 @@
           <w:rFonts w:ascii="Times New Roman" w:hAnsi="Times New Roman" w:cs="Times New Roman"/>
           <w:lang w:val="ru-RU"/>
         </w:rPr>
-        <w:lastRenderedPageBreak/>
         <w:t xml:space="preserve">├── </w:t>
       </w:r>
       <w:r>
@@ -1766,6 +1686,7 @@
           <w:rFonts w:ascii="Times New Roman" w:hAnsi="Times New Roman" w:cs="Times New Roman"/>
           <w:lang w:val="ru-RU"/>
         </w:rPr>
+        <w:lastRenderedPageBreak/>
         <w:t xml:space="preserve">│   ├── </w:t>
       </w:r>
       <w:r>
@@ -2214,13 +2135,7 @@
         <w:rPr>
           <w:rFonts w:ascii="Times New Roman" w:hAnsi="Times New Roman" w:cs="Times New Roman"/>
         </w:rPr>
-        <w:t>dat</w:t>
-      </w:r>
-      <w:r>
-        <w:rPr>
-          <w:rFonts w:ascii="Times New Roman" w:hAnsi="Times New Roman" w:cs="Times New Roman"/>
-        </w:rPr>
-        <w:t>a</w:t>
+        <w:t>data</w:t>
       </w:r>
       <w:r>
         <w:rPr>
@@ -2722,13 +2637,7 @@
         <w:rPr>
           <w:rFonts w:ascii="Times New Roman" w:hAnsi="Times New Roman" w:cs="Times New Roman"/>
         </w:rPr>
-        <w:t>sect</w:t>
-      </w:r>
-      <w:r>
-        <w:rPr>
-          <w:rFonts w:ascii="Times New Roman" w:hAnsi="Times New Roman" w:cs="Times New Roman"/>
-        </w:rPr>
-        <w:t>ions</w:t>
+        <w:t>sections</w:t>
       </w:r>
       <w:r>
         <w:rPr>
@@ -2838,14 +2747,7 @@
           <w:rFonts w:cs="Times New Roman"/>
           <w:lang w:val="ru-RU"/>
         </w:rPr>
-        <w:t>): при запуске только пункта</w:t>
-      </w:r>
-      <w:r>
-        <w:rPr>
-          <w:rFonts w:cs="Times New Roman"/>
-          <w:lang w:val="ru-RU"/>
-        </w:rPr>
-        <w:t xml:space="preserve"> 1 модуль </w:t>
+        <w:t xml:space="preserve">): при запуске только пункта 1 модуль </w:t>
       </w:r>
       <w:r>
         <w:rPr>
@@ -2924,14 +2826,7 @@
           <w:rFonts w:cs="Times New Roman"/>
           <w:lang w:val="ru-RU"/>
         </w:rPr>
-        <w:t>», в</w:t>
-      </w:r>
-      <w:r>
-        <w:rPr>
-          <w:rFonts w:cs="Times New Roman"/>
-          <w:lang w:val="ru-RU"/>
-        </w:rPr>
-        <w:t xml:space="preserve">о второй — имена признаков. Поэтому чтение выполняется с </w:t>
+        <w:t xml:space="preserve">», во второй — имена признаков. Поэтому чтение выполняется с </w:t>
       </w:r>
       <w:r>
         <w:rPr>
@@ -3099,15 +2994,7 @@
                 <w:b/>
                 <w:sz w:val="20"/>
               </w:rPr>
-              <w:t>Признак</w:t>
-            </w:r>
-            <w:r>
-              <w:rPr>
-                <w:rFonts w:cs="Times New Roman"/>
-                <w:b/>
-                <w:sz w:val="20"/>
-              </w:rPr>
-              <w:t>и</w:t>
+              <w:t>Признаки</w:t>
             </w:r>
           </w:p>
         </w:tc>
@@ -3394,14 +3281,7 @@
           <w:lang w:val="ru-RU"/>
         </w:rPr>
         <w:lastRenderedPageBreak/>
-        <w:t xml:space="preserve">Пункт 1. Отбор признаков: </w:t>
-      </w:r>
-      <w:r>
-        <w:rPr>
-          <w:rFonts w:ascii="Times New Roman" w:hAnsi="Times New Roman" w:cs="Times New Roman"/>
-          <w:lang w:val="ru-RU"/>
-        </w:rPr>
-        <w:t xml:space="preserve">корреляции, </w:t>
+        <w:t xml:space="preserve">Пункт 1. Отбор признаков: корреляции, </w:t>
       </w:r>
       <w:r>
         <w:rPr>
@@ -3607,14 +3487,7 @@
           <w:rFonts w:cs="Times New Roman"/>
           <w:lang w:val="ru-RU"/>
         </w:rPr>
-        <w:t xml:space="preserve"> стандартизуются (среднее 0, СКО 1). Числовой ранг матрицы равен 4 из 5 — одно направление вырождено (синг</w:t>
-      </w:r>
-      <w:r>
-        <w:rPr>
-          <w:rFonts w:cs="Times New Roman"/>
-          <w:lang w:val="ru-RU"/>
-        </w:rPr>
-        <w:t>улярное значение ~4</w:t>
+        <w:t xml:space="preserve"> стандартизуются (среднее 0, СКО 1). Числовой ранг матрицы равен 4 из 5 — одно направление вырождено (сингулярное значение ~4</w:t>
       </w:r>
       <w:r>
         <w:rPr>
@@ -3699,14 +3572,7 @@
           <w:rFonts w:cs="Times New Roman"/>
           <w:lang w:val="ru-RU"/>
         </w:rPr>
-        <w:t xml:space="preserve">Что сделано. Для всех пяти признаков </w:t>
-      </w:r>
-      <w:r>
-        <w:rPr>
-          <w:rFonts w:cs="Times New Roman"/>
-          <w:lang w:val="ru-RU"/>
-        </w:rPr>
-        <w:t>рассчитывается матрица коэффициентов корреляции Пирсона (</w:t>
+        <w:t>Что сделано. Для всех пяти признаков рассчитывается матрица коэффициентов корреляции Пирсона (</w:t>
       </w:r>
       <w:proofErr w:type="gramStart"/>
       <w:r>
@@ -4547,25 +4413,34 @@
       </w:r>
       <m:oMath>
         <m:r>
-          <m:t xml:space="preserve">|</m:t>
+          <w:rPr>
+            <w:rFonts w:ascii="Cambria Math" w:hAnsi="Cambria Math"/>
+            <w:lang w:val="ru-RU"/>
+          </w:rPr>
+          <m:t>|</m:t>
         </m:r>
         <m:r>
-          <m:rPr>
-            <m:sty m:val="i"/>
-          </m:rPr>
-          <m:t xml:space="preserve">r</m:t>
+          <w:rPr>
+            <w:rFonts w:ascii="Cambria Math" w:hAnsi="Cambria Math"/>
+          </w:rPr>
+          <m:t>r</m:t>
         </m:r>
         <m:r>
-          <m:t xml:space="preserve">|</m:t>
-        </m:r>
-        <m:r>
-          <m:t xml:space="preserve">=</m:t>
+          <w:rPr>
+            <w:rFonts w:ascii="Cambria Math" w:hAnsi="Cambria Math"/>
+            <w:lang w:val="ru-RU"/>
+          </w:rPr>
+          <m:t>|=</m:t>
         </m:r>
         <m:r>
           <m:rPr>
             <m:sty m:val="p"/>
           </m:rPr>
-          <m:t xml:space="preserve">0.999</m:t>
+          <w:rPr>
+            <w:rFonts w:ascii="Cambria Math" w:hAnsi="Cambria Math"/>
+            <w:lang w:val="ru-RU"/>
+          </w:rPr>
+          <m:t>0.999</m:t>
         </m:r>
       </m:oMath>
       <w:r>
@@ -4577,25 +4452,34 @@
       </w:r>
       <m:oMath>
         <m:r>
-          <m:t xml:space="preserve">|</m:t>
+          <w:rPr>
+            <w:rFonts w:ascii="Cambria Math" w:hAnsi="Cambria Math"/>
+            <w:lang w:val="ru-RU"/>
+          </w:rPr>
+          <m:t>|</m:t>
         </m:r>
         <m:r>
-          <m:rPr>
-            <m:sty m:val="i"/>
-          </m:rPr>
-          <m:t xml:space="preserve">r</m:t>
+          <w:rPr>
+            <w:rFonts w:ascii="Cambria Math" w:hAnsi="Cambria Math"/>
+          </w:rPr>
+          <m:t>r</m:t>
         </m:r>
         <m:r>
-          <m:t xml:space="preserve">|</m:t>
-        </m:r>
-        <m:r>
-          <m:t xml:space="preserve">&gt;</m:t>
+          <w:rPr>
+            <w:rFonts w:ascii="Cambria Math" w:hAnsi="Cambria Math"/>
+            <w:lang w:val="ru-RU"/>
+          </w:rPr>
+          <m:t>|&gt;</m:t>
         </m:r>
         <m:r>
           <m:rPr>
             <m:sty m:val="p"/>
           </m:rPr>
-          <m:t xml:space="preserve">0.95</m:t>
+          <w:rPr>
+            <w:rFonts w:ascii="Cambria Math" w:hAnsi="Cambria Math"/>
+            <w:lang w:val="ru-RU"/>
+          </w:rPr>
+          <m:t>0.95</m:t>
         </m:r>
       </m:oMath>
       <w:r>
@@ -4603,7 +4487,7 @@
           <w:rFonts w:cs="Times New Roman"/>
           <w:lang w:val="ru-RU"/>
         </w:rPr>
-        <w:t xml:space="preserve">, признаки практически линейно зависимы, один из них избыточен. Остальные пары практически некоррелированы; признак e умеренно связан с a (−0.426) и b (0.455).</w:t>
+        <w:t>, признаки практически линейно зависимы, один из них избыточен. Остальные пары практически некоррелированы; признак e умеренно связан с a (−0.426) и b (0.455).</w:t>
       </w:r>
     </w:p>
     <w:p>
@@ -4688,15 +4572,7 @@
           <w:i/>
           <w:sz w:val="22"/>
         </w:rPr>
-        <w:t xml:space="preserve"> task1_1_correlation_</w:t>
-      </w:r>
-      <w:r>
-        <w:rPr>
-          <w:rFonts w:cs="Times New Roman"/>
-          <w:i/>
-          <w:sz w:val="22"/>
-        </w:rPr>
-        <w:t>*.png</w:t>
+        <w:t xml:space="preserve"> task1_1_correlation_*.png</w:t>
       </w:r>
     </w:p>
     <w:p>
@@ -4787,14 +4663,7 @@
           <w:rFonts w:cs="Times New Roman"/>
           <w:lang w:val="ru-RU"/>
         </w:rPr>
-        <w:t>() (как требует методичка): 25 ячеек — попарные проекции признаков по осям, на диагонали — гистограммы. Точки раскрашены по эталонн</w:t>
-      </w:r>
-      <w:r>
-        <w:rPr>
-          <w:rFonts w:cs="Times New Roman"/>
-          <w:lang w:val="ru-RU"/>
-        </w:rPr>
-        <w:t xml:space="preserve">ым меткам </w:t>
+        <w:t xml:space="preserve">() (как требует методичка): 25 ячеек — попарные проекции признаков по осям, на диагонали — гистограммы. Точки раскрашены по эталонным меткам </w:t>
       </w:r>
       <w:r>
         <w:rPr>
@@ -5015,14 +4884,7 @@
           <w:rFonts w:cs="Times New Roman"/>
           <w:lang w:val="ru-RU"/>
         </w:rPr>
-        <w:t xml:space="preserve"> коррелирует в основном с парами, </w:t>
-      </w:r>
-      <w:r>
-        <w:rPr>
-          <w:rFonts w:cs="Times New Roman"/>
-          <w:lang w:val="ru-RU"/>
-        </w:rPr>
-        <w:t xml:space="preserve">включающими признак </w:t>
+        <w:t xml:space="preserve"> коррелирует в основном с парами, включающими признак </w:t>
       </w:r>
       <w:r>
         <w:rPr>
@@ -5188,13 +5050,7 @@
         <w:rPr>
           <w:rFonts w:cs="Times New Roman"/>
         </w:rPr>
-        <w:t>num</w:t>
-      </w:r>
-      <w:r>
-        <w:rPr>
-          <w:rFonts w:cs="Times New Roman"/>
-        </w:rPr>
-        <w:t>py</w:t>
+        <w:t>numpy</w:t>
       </w:r>
       <w:proofErr w:type="spellEnd"/>
       <w:r>
@@ -5376,14 +5232,7 @@
           <w:rFonts w:cs="Times New Roman"/>
           <w:lang w:val="ru-RU"/>
         </w:rPr>
-        <w:t>Таблица 4 — Резуль</w:t>
-      </w:r>
-      <w:r>
-        <w:rPr>
-          <w:rFonts w:cs="Times New Roman"/>
-          <w:lang w:val="ru-RU"/>
-        </w:rPr>
-        <w:t xml:space="preserve">таты </w:t>
+        <w:t xml:space="preserve">Таблица 4 — Результаты </w:t>
       </w:r>
       <w:r>
         <w:rPr>
@@ -5611,15 +5460,7 @@
                 <w:sz w:val="20"/>
                 <w:lang w:val="ru-RU"/>
               </w:rPr>
-              <w:t>об</w:t>
-            </w:r>
-            <w:r>
-              <w:rPr>
-                <w:rFonts w:cs="Times New Roman"/>
-                <w:sz w:val="20"/>
-                <w:lang w:val="ru-RU"/>
-              </w:rPr>
-              <w:t>учена на 4 компонентах, ошибка восстановления 2.66</w:t>
+              <w:t>обучена на 4 компонентах, ошибка восстановления 2.66</w:t>
             </w:r>
             <w:r>
               <w:rPr>
@@ -5667,28 +5508,62 @@
           <m:rPr>
             <m:sty m:val="p"/>
           </m:rPr>
-          <m:t xml:space="preserve">max</m:t>
+          <w:rPr>
+            <w:rFonts w:ascii="Cambria Math" w:hAnsi="Cambria Math"/>
+          </w:rPr>
+          <m:t>max</m:t>
         </m:r>
         <m:r>
-          <m:t xml:space="preserve">|</m:t>
+          <w:rPr>
+            <w:rFonts w:ascii="Cambria Math" w:hAnsi="Cambria Math"/>
+            <w:lang w:val="ru-RU"/>
+          </w:rPr>
+          <m:t>|</m:t>
         </m:r>
         <m:r>
           <m:rPr>
             <m:sty m:val="p"/>
           </m:rPr>
-          <m:t xml:space="preserve">mixing</m:t>
+          <w:rPr>
+            <w:rFonts w:ascii="Cambria Math" w:hAnsi="Cambria Math"/>
+          </w:rPr>
+          <m:t>mixing</m:t>
         </m:r>
         <m:r>
-          <m:t xml:space="preserve">|</m:t>
-        </m:r>
-        <m:r>
-          <m:t xml:space="preserve">=</m:t>
+          <w:rPr>
+            <w:rFonts w:ascii="Cambria Math" w:hAnsi="Cambria Math"/>
+            <w:lang w:val="ru-RU"/>
+          </w:rPr>
+          <m:t>|=</m:t>
         </m:r>
         <m:r>
           <m:rPr>
             <m:sty m:val="p"/>
           </m:rPr>
-          <m:t xml:space="preserve">7.97e-17</m:t>
+          <w:rPr>
+            <w:rFonts w:ascii="Cambria Math" w:hAnsi="Cambria Math"/>
+            <w:lang w:val="ru-RU"/>
+          </w:rPr>
+          <m:t>7.97</m:t>
+        </m:r>
+        <m:r>
+          <m:rPr>
+            <m:sty m:val="p"/>
+          </m:rPr>
+          <w:rPr>
+            <w:rFonts w:ascii="Cambria Math" w:hAnsi="Cambria Math"/>
+          </w:rPr>
+          <m:t>e</m:t>
+        </m:r>
+        <m:r>
+          <m:rPr>
+            <m:sty m:val="p"/>
+          </m:rPr>
+          <w:rPr>
+            <w:rFonts w:ascii="Cambria Math" w:hAnsi="Cambria Math"/>
+            <w:lang w:val="ru-RU"/>
+          </w:rPr>
+          <m:t>-17</m:t>
         </m:r>
       </m:oMath>
       <w:r>
@@ -5696,7 +5571,23 @@
           <w:rFonts w:cs="Times New Roman"/>
           <w:lang w:val="ru-RU"/>
         </w:rPr>
-        <w:t xml:space="preserve"> (матрица смешивания схлопывается в нули) — это контрольное доказательство того, что пятое направление вырождено.</w:t>
+        <w:t xml:space="preserve"> (матрица смешивания схлопывается в нули) — это контрольное док</w:t>
+      </w:r>
+      <w:proofErr w:type="spellStart"/>
+      <w:r>
+        <w:rPr>
+          <w:rFonts w:cs="Times New Roman"/>
+          <w:lang w:val="ru-RU"/>
+        </w:rPr>
+        <w:t>азательство</w:t>
+      </w:r>
+      <w:proofErr w:type="spellEnd"/>
+      <w:r>
+        <w:rPr>
+          <w:rFonts w:cs="Times New Roman"/>
+          <w:lang w:val="ru-RU"/>
+        </w:rPr>
+        <w:t xml:space="preserve"> того, что пятое направление вырождено.</w:t>
       </w:r>
     </w:p>
     <w:p>
@@ -5724,14 +5615,7 @@
           <w:rFonts w:cs="Times New Roman"/>
           <w:lang w:val="ru-RU"/>
         </w:rPr>
-        <w:t>1 объясняет 4</w:t>
-      </w:r>
-      <w:r>
-        <w:rPr>
-          <w:rFonts w:cs="Times New Roman"/>
-          <w:lang w:val="ru-RU"/>
-        </w:rPr>
-        <w:t xml:space="preserve">6 % дисперсии, первые три компоненты — 86 %, четвёртая — второстепенна, пятая — вырождена (шум). </w:t>
+        <w:t xml:space="preserve">1 объясняет 46 % дисперсии, первые три компоненты — 86 %, четвёртая — второстепенна, пятая — вырождена (шум). </w:t>
       </w:r>
       <w:r>
         <w:rPr>
@@ -5804,14 +5688,7 @@
           <w:rFonts w:cs="Times New Roman"/>
           <w:lang w:val="ru-RU"/>
         </w:rPr>
-        <w:t xml:space="preserve">Что </w:t>
-      </w:r>
-      <w:r>
-        <w:rPr>
-          <w:rFonts w:cs="Times New Roman"/>
-          <w:lang w:val="ru-RU"/>
-        </w:rPr>
-        <w:t>сделано. Компоненты классифицируются по явным порогам (</w:t>
+        <w:t>Что сделано. Компоненты классифицируются по явным порогам (</w:t>
       </w:r>
       <w:proofErr w:type="spellStart"/>
       <w:r>
@@ -5954,14 +5831,7 @@
           <w:rFonts w:cs="Times New Roman"/>
           <w:lang w:val="ru-RU"/>
         </w:rPr>
-        <w:t>: модуль эксцесс</w:t>
-      </w:r>
-      <w:r>
-        <w:rPr>
-          <w:rFonts w:cs="Times New Roman"/>
-          <w:lang w:val="ru-RU"/>
-        </w:rPr>
-        <w:t>а ≥ 1.0 — главная, ≥ 0.3 — второстепенная, иначе шумовая.</w:t>
+        <w:t>: модуль эксцесса ≥ 1.0 — главная, ≥ 0.3 — второстепенная, иначе шумовая.</w:t>
       </w:r>
     </w:p>
     <w:p>
@@ -5976,53 +5846,83 @@
           <w:rFonts w:cs="Times New Roman"/>
           <w:lang w:val="ru-RU"/>
         </w:rPr>
+        <w:lastRenderedPageBreak/>
         <w:t xml:space="preserve">Дополнительно для SVD вычисляется граница шума Марченко-Пастура: верхняя граница шумового спектра </w:t>
       </w:r>
       <m:oMath>
         <m:sSub>
+          <m:sSubPr>
+            <m:ctrlPr>
+              <w:rPr>
+                <w:rFonts w:ascii="Cambria Math" w:hAnsi="Cambria Math"/>
+              </w:rPr>
+            </m:ctrlPr>
+          </m:sSubPr>
           <m:e>
             <m:r>
-              <m:rPr>
-                <m:sty m:val="i"/>
-              </m:rPr>
-              <m:t xml:space="preserve">λ</m:t>
+              <w:rPr>
+                <w:rFonts w:ascii="Cambria Math" w:hAnsi="Cambria Math"/>
+              </w:rPr>
+              <m:t>λ</m:t>
             </m:r>
           </m:e>
           <m:sub>
             <m:r>
-              <m:t xml:space="preserve">+</m:t>
-            </m:r>
-            <m:r>
-              <m:t xml:space="preserve">=</m:t>
-            </m:r>
-            <m:r>
-              <m:t xml:space="preserve">(</m:t>
+              <w:rPr>
+                <w:rFonts w:ascii="Cambria Math" w:hAnsi="Cambria Math"/>
+                <w:lang w:val="ru-RU"/>
+              </w:rPr>
+              <m:t>+=(</m:t>
             </m:r>
             <m:r>
               <m:rPr>
                 <m:sty m:val="p"/>
               </m:rPr>
-              <m:t xml:space="preserve">1</m:t>
+              <w:rPr>
+                <w:rFonts w:ascii="Cambria Math" w:hAnsi="Cambria Math"/>
+                <w:lang w:val="ru-RU"/>
+              </w:rPr>
+              <m:t>1</m:t>
             </m:r>
             <m:r>
-              <m:t xml:space="preserve">+</m:t>
+              <w:rPr>
+                <w:rFonts w:ascii="Cambria Math" w:hAnsi="Cambria Math"/>
+                <w:lang w:val="ru-RU"/>
+              </w:rPr>
+              <m:t>+</m:t>
             </m:r>
             <m:rad>
               <m:radPr>
                 <m:degHide m:val="1"/>
+                <m:ctrlPr>
+                  <w:rPr>
+                    <w:rFonts w:ascii="Cambria Math" w:hAnsi="Cambria Math"/>
+                  </w:rPr>
+                </m:ctrlPr>
               </m:radPr>
               <m:deg/>
               <m:e>
                 <m:r>
-                  <m:rPr>
-                    <m:sty m:val="i"/>
-                  </m:rPr>
-                  <m:t xml:space="preserve">q</m:t>
+                  <w:rPr>
+                    <w:rFonts w:ascii="Cambria Math" w:hAnsi="Cambria Math"/>
+                  </w:rPr>
+                  <m:t>q</m:t>
                 </m:r>
                 <m:sSup>
+                  <m:sSupPr>
+                    <m:ctrlPr>
+                      <w:rPr>
+                        <w:rFonts w:ascii="Cambria Math" w:hAnsi="Cambria Math"/>
+                      </w:rPr>
+                    </m:ctrlPr>
+                  </m:sSupPr>
                   <m:e>
                     <m:r>
-                      <m:t xml:space="preserve">)</m:t>
+                      <w:rPr>
+                        <w:rFonts w:ascii="Cambria Math" w:hAnsi="Cambria Math"/>
+                        <w:lang w:val="ru-RU"/>
+                      </w:rPr>
+                      <m:t>)</m:t>
                     </m:r>
                   </m:e>
                   <m:sup>
@@ -6030,49 +5930,67 @@
                       <m:rPr>
                         <m:sty m:val="p"/>
                       </m:rPr>
-                      <m:t xml:space="preserve">2</m:t>
+                      <w:rPr>
+                        <w:rFonts w:ascii="Cambria Math" w:hAnsi="Cambria Math"/>
+                        <w:lang w:val="ru-RU"/>
+                      </w:rPr>
+                      <m:t>2</m:t>
                     </m:r>
                     <m:r>
-                      <m:t xml:space="preserve">,</m:t>
+                      <w:rPr>
+                        <w:rFonts w:ascii="Cambria Math" w:hAnsi="Cambria Math"/>
+                        <w:lang w:val="ru-RU"/>
+                      </w:rPr>
+                      <m:t xml:space="preserve">, </m:t>
                     </m:r>
                     <m:r>
-                      <m:t xml:space="preserve"/>
+                      <w:rPr>
+                        <w:rFonts w:ascii="Cambria Math" w:hAnsi="Cambria Math"/>
+                      </w:rPr>
+                      <m:t>q</m:t>
                     </m:r>
                     <m:r>
-                      <m:t xml:space="preserve"> </m:t>
+                      <w:rPr>
+                        <w:rFonts w:ascii="Cambria Math" w:hAnsi="Cambria Math"/>
+                        <w:lang w:val="ru-RU"/>
+                      </w:rPr>
+                      <m:t>=</m:t>
                     </m:r>
                     <m:r>
-                      <m:rPr>
-                        <m:sty m:val="i"/>
-                      </m:rPr>
-                      <m:t xml:space="preserve">q</m:t>
+                      <w:rPr>
+                        <w:rFonts w:ascii="Cambria Math" w:hAnsi="Cambria Math"/>
+                      </w:rPr>
+                      <m:t>p</m:t>
                     </m:r>
                     <m:r>
-                      <m:t xml:space="preserve">=</m:t>
+                      <w:rPr>
+                        <w:rFonts w:ascii="Cambria Math" w:hAnsi="Cambria Math"/>
+                        <w:lang w:val="ru-RU"/>
+                      </w:rPr>
+                      <m:t>/</m:t>
                     </m:r>
                     <m:r>
-                      <m:rPr>
-                        <m:sty m:val="i"/>
-                      </m:rPr>
-                      <m:t xml:space="preserve">p</m:t>
+                      <w:rPr>
+                        <w:rFonts w:ascii="Cambria Math" w:hAnsi="Cambria Math"/>
+                      </w:rPr>
+                      <m:t>n</m:t>
                     </m:r>
                     <m:r>
-                      <m:t xml:space="preserve">/</m:t>
-                    </m:r>
-                    <m:r>
-                      <m:rPr>
-                        <m:sty m:val="i"/>
-                      </m:rPr>
-                      <m:t xml:space="preserve">n</m:t>
-                    </m:r>
-                    <m:r>
-                      <m:t xml:space="preserve">=</m:t>
+                      <w:rPr>
+                        <w:rFonts w:ascii="Cambria Math" w:hAnsi="Cambria Math"/>
+                        <w:lang w:val="ru-RU"/>
+                      </w:rPr>
+                      <m:t>=</m:t>
                     </m:r>
                     <m:r>
                       <m:rPr>
                         <m:sty m:val="p"/>
                       </m:rPr>
-                      <m:t xml:space="preserve">1.313</m:t>
+                      <w:rPr>
+                        <w:rFonts w:ascii="Cambria Math" w:hAnsi="Cambria Math"/>
+                        <w:lang w:val="ru-RU"/>
+                      </w:rPr>
+                      <m:t>1.313</m:t>
                     </m:r>
                   </m:sup>
                 </m:sSup>
@@ -7518,14 +7436,7 @@
           <w:rFonts w:cs="Times New Roman"/>
           <w:lang w:val="ru-RU"/>
         </w:rPr>
-        <w:t xml:space="preserve">Таблица 7 — </w:t>
-      </w:r>
-      <w:r>
-        <w:rPr>
-          <w:rFonts w:cs="Times New Roman"/>
-          <w:lang w:val="ru-RU"/>
-        </w:rPr>
-        <w:t xml:space="preserve">Классификация компонент метода </w:t>
+        <w:t xml:space="preserve">Таблица 7 — Классификация компонент метода </w:t>
       </w:r>
       <w:r>
         <w:rPr>
@@ -7986,14 +7897,7 @@
           <w:lang w:val="ru-RU"/>
         </w:rPr>
         <w:lastRenderedPageBreak/>
-        <w:t xml:space="preserve">Результат. Все три </w:t>
-      </w:r>
-      <w:r>
-        <w:rPr>
-          <w:rFonts w:cs="Times New Roman"/>
-          <w:lang w:val="ru-RU"/>
-        </w:rPr>
-        <w:t xml:space="preserve">метода сходятся на том, что шумовых компонент одна (вырожденная). </w:t>
+        <w:t xml:space="preserve">Результат. Все три метода сходятся на том, что шумовых компонент одна (вырожденная). </w:t>
       </w:r>
       <w:r>
         <w:rPr>
@@ -8165,33 +8069,22 @@
           <w:rFonts w:cs="Times New Roman"/>
           <w:lang w:val="ru-RU"/>
         </w:rPr>
-        <w:t xml:space="preserve"> концентрир</w:t>
-      </w:r>
-      <w:r>
-        <w:rPr>
-          <w:rFonts w:cs="Times New Roman"/>
-          <w:lang w:val="ru-RU"/>
-        </w:rPr>
-        <w:t>уется в первой компоненте.</w:t>
+        <w:t xml:space="preserve"> концентрируется в первой компоненте.</w:t>
       </w:r>
     </w:p>
     <w:p>
       <w:pPr>
-        <w:jc w:val="center"/>
-        <w:rPr>
-          <w:rFonts w:cs="Times New Roman"/>
-        </w:rPr>
+        <w:pStyle w:val="aff8"/>
       </w:pPr>
       <w:r>
         <w:rPr>
-          <w:rFonts w:cs="Times New Roman"/>
           <w:noProof/>
         </w:rPr>
         <w:drawing>
-          <wp:inline distT="0" distB="0" distL="0" distR="0" wp14:anchorId="76052A45" wp14:editId="3F33942D">
-            <wp:extent cx="5940000" cy="1733434"/>
+          <wp:inline distT="0" distB="0" distL="0" distR="0" wp14:anchorId="32157A58" wp14:editId="7205F125">
+            <wp:extent cx="5486400" cy="1601470"/>
             <wp:effectExtent l="0" t="0" r="0" b="0"/>
-            <wp:docPr id="3" name="Picture 3"/>
+            <wp:docPr id="13" name="Рисунок 13"/>
             <wp:cNvGraphicFramePr>
               <a:graphicFrameLocks xmlns:a="http://schemas.openxmlformats.org/drawingml/2006/main" noChangeAspect="1"/>
             </wp:cNvGraphicFramePr>
@@ -8199,23 +8092,36 @@
               <a:graphicData uri="http://schemas.openxmlformats.org/drawingml/2006/picture">
                 <pic:pic xmlns:pic="http://schemas.openxmlformats.org/drawingml/2006/picture">
                   <pic:nvPicPr>
-                    <pic:cNvPr id="0" name="task1_4_component_significance_2026-10-06_08-45-52.png"/>
-                    <pic:cNvPicPr/>
+                    <pic:cNvPr id="0" name="Picture 1"/>
+                    <pic:cNvPicPr>
+                      <a:picLocks noChangeAspect="1" noChangeArrowheads="1"/>
+                    </pic:cNvPicPr>
                   </pic:nvPicPr>
                   <pic:blipFill>
-                    <a:blip r:embed="rId9"/>
+                    <a:blip r:embed="rId9">
+                      <a:extLst>
+                        <a:ext uri="{28A0092B-C50C-407E-A947-70E740481C1C}">
+                          <a14:useLocalDpi xmlns:a14="http://schemas.microsoft.com/office/drawing/2010/main" val="0"/>
+                        </a:ext>
+                      </a:extLst>
+                    </a:blip>
+                    <a:srcRect/>
                     <a:stretch>
                       <a:fillRect/>
                     </a:stretch>
                   </pic:blipFill>
-                  <pic:spPr>
+                  <pic:spPr bwMode="auto">
                     <a:xfrm>
                       <a:off x="0" y="0"/>
-                      <a:ext cx="5940000" cy="1733434"/>
+                      <a:ext cx="5486400" cy="1601470"/>
                     </a:xfrm>
                     <a:prstGeom prst="rect">
                       <a:avLst/>
                     </a:prstGeom>
+                    <a:noFill/>
+                    <a:ln>
+                      <a:noFill/>
+                    </a:ln>
                   </pic:spPr>
                 </pic:pic>
               </a:graphicData>
@@ -8341,14 +8247,7 @@
           <w:rFonts w:cs="Times New Roman"/>
           <w:lang w:val="ru-RU"/>
         </w:rPr>
-        <w:t xml:space="preserve">) </w:t>
-      </w:r>
-      <w:r>
-        <w:rPr>
-          <w:rFonts w:cs="Times New Roman"/>
-          <w:lang w:val="ru-RU"/>
-        </w:rPr>
-        <w:t xml:space="preserve">строится </w:t>
+        <w:t xml:space="preserve">) строится </w:t>
       </w:r>
       <w:proofErr w:type="spellStart"/>
       <w:r>
@@ -8461,14 +8360,7 @@
           <w:rFonts w:cs="Times New Roman"/>
           <w:lang w:val="ru-RU"/>
         </w:rPr>
-        <w:t xml:space="preserve"> н</w:t>
-      </w:r>
-      <w:r>
-        <w:rPr>
-          <w:rFonts w:cs="Times New Roman"/>
-          <w:lang w:val="ru-RU"/>
-        </w:rPr>
-        <w:t xml:space="preserve">ормируются в [0, 1], нагрузки лежат в [−1, 1]. Точки раскрашены по </w:t>
+        <w:t xml:space="preserve"> нормируются в [0, 1], нагрузки лежат в [−1, 1]. Точки раскрашены по </w:t>
       </w:r>
       <w:r>
         <w:rPr>
@@ -8653,14 +8545,7 @@
           <w:rFonts w:cs="Times New Roman"/>
           <w:lang w:val="ru-RU"/>
         </w:rPr>
-        <w:t xml:space="preserve"> даёт наибольший вкла</w:t>
-      </w:r>
-      <w:r>
-        <w:rPr>
-          <w:rFonts w:cs="Times New Roman"/>
-          <w:lang w:val="ru-RU"/>
-        </w:rPr>
-        <w:t xml:space="preserve">д в </w:t>
+        <w:t xml:space="preserve"> даёт наибольший вклад в </w:t>
       </w:r>
       <w:r>
         <w:rPr>
@@ -8923,15 +8808,7 @@
           <w:i/>
           <w:sz w:val="22"/>
         </w:rPr>
-        <w:t>Рис. 6 — Биплот IC</w:t>
-      </w:r>
-      <w:r>
-        <w:rPr>
-          <w:rFonts w:cs="Times New Roman"/>
-          <w:i/>
-          <w:sz w:val="22"/>
-        </w:rPr>
-        <w:t>A (IC1, IC2). Файл task1_5_biplot_ica_*.png</w:t>
+        <w:t>Рис. 6 — Биплот ICA (IC1, IC2). Файл task1_5_biplot_ica_*.png</w:t>
       </w:r>
     </w:p>
     <w:p>
@@ -9105,14 +8982,7 @@
           <w:rFonts w:cs="Times New Roman"/>
           <w:lang w:val="ru-RU"/>
         </w:rPr>
-        <w:t>, 4 эталонных класса по 36 точек (</w:t>
-      </w:r>
-      <w:r>
-        <w:rPr>
-          <w:rFonts w:cs="Times New Roman"/>
-          <w:lang w:val="ru-RU"/>
-        </w:rPr>
-        <w:t xml:space="preserve">распределение {0: 36, 1: 36, 2: 36, 3: 36}). Признаки стандартизуются (среднее [−0.171, 0.271], СКО [3.832, 4.122]). Метки </w:t>
+        <w:t xml:space="preserve">, 4 эталонных класса по 36 точек (распределение {0: 36, 1: 36, 2: 36, 3: 36}). Признаки стандартизуются (среднее [−0.171, 0.271], СКО [3.832, 4.122]). Метки </w:t>
       </w:r>
       <w:r>
         <w:rPr>
@@ -9157,14 +9027,7 @@
           <w:rFonts w:cs="Times New Roman"/>
           <w:lang w:val="ru-RU"/>
         </w:rPr>
-        <w:t>Что сделано. Вердикт выносится до подбора параметров и бе</w:t>
-      </w:r>
-      <w:r>
-        <w:rPr>
-          <w:rFonts w:cs="Times New Roman"/>
-          <w:lang w:val="ru-RU"/>
-        </w:rPr>
-        <w:t xml:space="preserve">з обращения к меткам </w:t>
+        <w:t xml:space="preserve">Что сделано. Вердикт выносится до подбора параметров и без обращения к меткам </w:t>
       </w:r>
       <w:r>
         <w:rPr>
@@ -9285,14 +9148,7 @@
           <w:rFonts w:cs="Times New Roman"/>
           <w:lang w:val="ru-RU"/>
         </w:rPr>
-        <w:t>-м соседо</w:t>
-      </w:r>
-      <w:r>
-        <w:rPr>
-          <w:rFonts w:cs="Times New Roman"/>
-          <w:lang w:val="ru-RU"/>
-        </w:rPr>
-        <w:t>м.</w:t>
+        <w:t>-м соседом.</w:t>
       </w:r>
     </w:p>
     <w:p>
@@ -9531,14 +9387,7 @@
                 <w:rFonts w:cs="Times New Roman"/>
                 <w:sz w:val="20"/>
               </w:rPr>
-              <w:t xml:space="preserve">k=2: 0.357, k=3: 0.380, k=4: 0.416, k=5: 0.413, k=6: 0.418, k=7: 0.390, k=8: </w:t>
-            </w:r>
-            <w:r>
-              <w:rPr>
-                <w:rFonts w:cs="Times New Roman"/>
-                <w:sz w:val="20"/>
-              </w:rPr>
-              <w:t>0.363</w:t>
+              <w:t>k=2: 0.357, k=3: 0.380, k=4: 0.416, k=5: 0.413, k=6: 0.418, k=7: 0.390, k=8: 0.363</w:t>
             </w:r>
           </w:p>
         </w:tc>
@@ -9733,14 +9582,7 @@
                 <w:rFonts w:cs="Times New Roman"/>
                 <w:sz w:val="20"/>
               </w:rPr>
-              <w:t>Перекрытие (kNN/</w:t>
-            </w:r>
-            <w:r>
-              <w:rPr>
-                <w:rFonts w:cs="Times New Roman"/>
-                <w:sz w:val="20"/>
-              </w:rPr>
-              <w:t>1NN)</w:t>
+              <w:t>Перекрытие (kNN/1NN)</w:t>
             </w:r>
           </w:p>
         </w:tc>
@@ -9827,14 +9669,7 @@
           <w:rFonts w:cs="Times New Roman"/>
           <w:lang w:val="ru-RU"/>
         </w:rPr>
-        <w:t>Полученные факты: разрыва в плотности нет, граф 5 ближайших соседей связен — данные образуют единый плотный сгусток, а перекрытие кластеров велико (расстояние до 4-го соседа в 3 раза б</w:t>
-      </w:r>
-      <w:r>
-        <w:rPr>
-          <w:rFonts w:cs="Times New Roman"/>
-          <w:lang w:val="ru-RU"/>
-        </w:rPr>
-        <w:t>ольше, чем до ближайшего). Отсюда сделан вывод, что плотностные методы (</w:t>
+        <w:t>Полученные факты: разрыва в плотности нет, граф 5 ближайших соседей связен — данные образуют единый плотный сгусток, а перекрытие кластеров велико (расстояние до 4-го соседа в 3 раза больше, чем до ближайшего). Отсюда сделан вывод, что плотностные методы (</w:t>
       </w:r>
       <w:r>
         <w:rPr>
@@ -9886,14 +9721,7 @@
           <w:rFonts w:cs="Times New Roman"/>
           <w:lang w:val="ru-RU"/>
         </w:rPr>
-        <w:t xml:space="preserve"> непригоден из-за малого объёма выборки (рас</w:t>
-      </w:r>
-      <w:r>
-        <w:rPr>
-          <w:rFonts w:cs="Times New Roman"/>
-          <w:lang w:val="ru-RU"/>
-        </w:rPr>
-        <w:t>считан на тысячи точек). Остальные методы пригодны с оговоркой (перекрытие размывает границы).</w:t>
+        <w:t xml:space="preserve"> непригоден из-за малого объёма выборки (рассчитан на тысячи точек). Остальные методы пригодны с оговоркой (перекрытие размывает границы).</w:t>
       </w:r>
     </w:p>
     <w:p>
@@ -10123,7 +9951,6 @@
                 <w:rFonts w:cs="Times New Roman"/>
                 <w:sz w:val="20"/>
               </w:rPr>
-              <w:lastRenderedPageBreak/>
               <w:t>1. K-Means</w:t>
             </w:r>
           </w:p>
@@ -10186,6 +10013,7 @@
                 <w:rFonts w:cs="Times New Roman"/>
                 <w:sz w:val="20"/>
               </w:rPr>
+              <w:lastRenderedPageBreak/>
               <w:t>2. Affinity propagation</w:t>
             </w:r>
           </w:p>
@@ -10391,14 +10219,7 @@
                 <w:rFonts w:cs="Times New Roman"/>
                 <w:sz w:val="20"/>
               </w:rPr>
-              <w:t>иерархические</w:t>
-            </w:r>
-            <w:r>
-              <w:rPr>
-                <w:rFonts w:cs="Times New Roman"/>
-                <w:sz w:val="20"/>
-              </w:rPr>
-              <w:t xml:space="preserve"> (Ward)</w:t>
+              <w:t>иерархические (Ward)</w:t>
             </w:r>
           </w:p>
         </w:tc>
@@ -10876,14 +10697,7 @@
           <w:rFonts w:cs="Times New Roman"/>
           <w:lang w:val="ru-RU"/>
         </w:rPr>
-        <w:t xml:space="preserve">Итог: 0 пригодны безусловно, 8 пригодны с оговоркой, 4 не пригодны. Основание для плотностных методов: отсутствие </w:t>
-      </w:r>
-      <w:r>
-        <w:rPr>
-          <w:rFonts w:cs="Times New Roman"/>
-          <w:lang w:val="ru-RU"/>
-        </w:rPr>
-        <w:t>разрыва в плотности (минимально достижимая доля шума при двух и более кластерах — 8.3 %), связный граф 5-</w:t>
+        <w:t>Итог: 0 пригодны безусловно, 8 пригодны с оговоркой, 4 не пригодны. Основание для плотностных методов: отсутствие разрыва в плотности (минимально достижимая доля шума при двух и более кластерах — 8.3 %), связный граф 5-</w:t>
       </w:r>
       <w:r>
         <w:rPr>
@@ -11040,14 +10854,7 @@
           <w:rFonts w:ascii="Times New Roman" w:hAnsi="Times New Roman" w:cs="Times New Roman"/>
           <w:lang w:val="ru-RU"/>
         </w:rPr>
-        <w:t>Пункт 2.2. Результаты всех алгоритмов н</w:t>
-      </w:r>
-      <w:r>
-        <w:rPr>
-          <w:rFonts w:ascii="Times New Roman" w:hAnsi="Times New Roman" w:cs="Times New Roman"/>
-          <w:lang w:val="ru-RU"/>
-        </w:rPr>
-        <w:t>а одном графике</w:t>
+        <w:t>Пункт 2.2. Результаты всех алгоритмов на одном графике</w:t>
       </w:r>
     </w:p>
     <w:p>
@@ -11100,7 +10907,6 @@
           <w:rFonts w:cs="Times New Roman"/>
           <w:lang w:val="ru-RU"/>
         </w:rPr>
-        <w:lastRenderedPageBreak/>
         <w:t>подграфики</w:t>
       </w:r>
       <w:proofErr w:type="spellEnd"/>
@@ -11137,6 +10943,7 @@
           <w:rFonts w:cs="Times New Roman"/>
           <w:lang w:val="ru-RU"/>
         </w:rPr>
+        <w:lastRenderedPageBreak/>
         <w:t xml:space="preserve">Код: </w:t>
       </w:r>
       <w:proofErr w:type="spellStart"/>
@@ -11158,13 +10965,7 @@
         <w:rPr>
           <w:rFonts w:cs="Times New Roman"/>
         </w:rPr>
-        <w:t>clust</w:t>
-      </w:r>
-      <w:r>
-        <w:rPr>
-          <w:rFonts w:cs="Times New Roman"/>
-        </w:rPr>
-        <w:t>ering</w:t>
+        <w:t>clustering</w:t>
       </w:r>
       <w:r>
         <w:rPr>
@@ -11248,13 +11049,7 @@
         <w:rPr>
           <w:rFonts w:cs="Times New Roman"/>
         </w:rPr>
-        <w:t>Это поведение согласовано с вердиктом</w:t>
-      </w:r>
-      <w:r>
-        <w:rPr>
-          <w:rFonts w:cs="Times New Roman"/>
-        </w:rPr>
-        <w:t xml:space="preserve"> п. 2.1.</w:t>
+        <w:t>Это поведение согласовано с вердиктом п. 2.1.</w:t>
       </w:r>
     </w:p>
     <w:p>
@@ -11382,52 +11177,85 @@
           <m:rPr>
             <m:sty m:val="p"/>
           </m:rPr>
-          <m:t xml:space="preserve">quality</m:t>
+          <w:rPr>
+            <w:rFonts w:ascii="Cambria Math" w:hAnsi="Cambria Math"/>
+          </w:rPr>
+          <m:t>quality</m:t>
         </m:r>
         <m:r>
-          <m:t xml:space="preserve">=</m:t>
+          <w:rPr>
+            <w:rFonts w:ascii="Cambria Math" w:hAnsi="Cambria Math"/>
+            <w:lang w:val="ru-RU"/>
+          </w:rPr>
+          <m:t>=</m:t>
         </m:r>
         <m:r>
           <m:rPr>
             <m:sty m:val="p"/>
           </m:rPr>
-          <m:t xml:space="preserve">силуэт</m:t>
+          <w:rPr>
+            <w:rFonts w:ascii="Cambria Math" w:hAnsi="Cambria Math"/>
+            <w:lang w:val="ru-RU"/>
+          </w:rPr>
+          <m:t>силуэт</m:t>
         </m:r>
         <m:r>
-          <m:t xml:space="preserve">·</m:t>
-        </m:r>
-        <m:r>
-          <m:t xml:space="preserve">(</m:t>
+          <w:rPr>
+            <w:rFonts w:ascii="Cambria Math" w:hAnsi="Cambria Math"/>
+            <w:lang w:val="ru-RU"/>
+          </w:rPr>
+          <m:t>·(</m:t>
         </m:r>
         <m:r>
           <m:rPr>
             <m:sty m:val="p"/>
           </m:rPr>
-          <m:t xml:space="preserve">1</m:t>
+          <w:rPr>
+            <w:rFonts w:ascii="Cambria Math" w:hAnsi="Cambria Math"/>
+            <w:lang w:val="ru-RU"/>
+          </w:rPr>
+          <m:t>1</m:t>
         </m:r>
         <m:r>
-          <m:t xml:space="preserve">-</m:t>
+          <w:rPr>
+            <w:rFonts w:ascii="Cambria Math" w:hAnsi="Cambria Math"/>
+            <w:lang w:val="ru-RU"/>
+          </w:rPr>
+          <m:t>-</m:t>
         </m:r>
         <m:r>
           <m:rPr>
             <m:sty m:val="p"/>
           </m:rPr>
-          <m:t xml:space="preserve">доля</m:t>
+          <w:rPr>
+            <w:rFonts w:ascii="Cambria Math" w:hAnsi="Cambria Math"/>
+            <w:lang w:val="ru-RU"/>
+          </w:rPr>
+          <m:t>доля</m:t>
         </m:r>
         <m:r>
-          <m:t xml:space="preserve"/>
-        </m:r>
-        <m:r>
-          <m:t xml:space="preserve">,</m:t>
+          <w:rPr>
+            <w:rFonts w:ascii="Cambria Math" w:hAnsi="Cambria Math"/>
+            <w:lang w:val="ru-RU"/>
+          </w:rPr>
+          <m:t>,</m:t>
         </m:r>
         <m:r>
           <m:rPr>
             <m:sty m:val="p"/>
           </m:rPr>
-          <m:t xml:space="preserve">шума</m:t>
+          <w:rPr>
+            <w:rFonts w:ascii="Cambria Math" w:hAnsi="Cambria Math"/>
+            <w:lang w:val="ru-RU"/>
+          </w:rPr>
+          <m:t>шума</m:t>
         </m:r>
         <m:r>
-          <m:t xml:space="preserve">)</m:t>
+          <w:rPr>
+            <w:rFonts w:ascii="Cambria Math" w:hAnsi="Cambria Math"/>
+            <w:lang w:val="ru-RU"/>
+          </w:rPr>
+          <m:t>)</m:t>
         </m:r>
       </m:oMath>
       <w:r>
@@ -11435,7 +11263,7 @@
           <w:rFonts w:cs="Times New Roman"/>
           <w:lang w:val="ru-RU"/>
         </w:rPr>
-        <w:t xml:space="preserve">: голый силуэт непригоден для методов с выбросами, потому что «красивая» группа из двух точек не должна выигрывать у полного разбиения (src/clustering.py:238).</w:t>
+        <w:t>: голый силуэт непригоден для методов с выбросами, потому что «красивая» группа из двух точек не должна выигрывать у полного разбиения (src/clustering.py:238).</w:t>
       </w:r>
     </w:p>
     <w:p>
@@ -11450,6 +11278,7 @@
           <w:rFonts w:cs="Times New Roman"/>
           <w:lang w:val="ru-RU"/>
         </w:rPr>
+        <w:lastRenderedPageBreak/>
         <w:t xml:space="preserve">Код: </w:t>
       </w:r>
       <w:proofErr w:type="spellStart"/>
@@ -11628,15 +11457,7 @@
                 <w:b/>
                 <w:sz w:val="20"/>
               </w:rPr>
-              <w:t>Силуэ</w:t>
-            </w:r>
-            <w:r>
-              <w:rPr>
-                <w:rFonts w:cs="Times New Roman"/>
-                <w:b/>
-                <w:sz w:val="20"/>
-              </w:rPr>
-              <w:t>т</w:t>
+              <w:t>Силуэт</w:t>
             </w:r>
           </w:p>
         </w:tc>
@@ -12175,14 +11996,7 @@
                 <w:rFonts w:cs="Times New Roman"/>
                 <w:sz w:val="20"/>
               </w:rPr>
-              <w:t xml:space="preserve">k=5, </w:t>
-            </w:r>
-            <w:r>
-              <w:rPr>
-                <w:rFonts w:cs="Times New Roman"/>
-                <w:sz w:val="20"/>
-              </w:rPr>
-              <w:t>affinity=nearest_neighbors, n_neighbors=10</w:t>
+              <w:t>k=5, affinity=nearest_neighbors, n_neighbors=10</w:t>
             </w:r>
           </w:p>
         </w:tc>
@@ -12639,14 +12453,7 @@
                 <w:rFonts w:cs="Times New Roman"/>
                 <w:sz w:val="20"/>
               </w:rPr>
-              <w:t xml:space="preserve">12. Bisecting </w:t>
-            </w:r>
-            <w:r>
-              <w:rPr>
-                <w:rFonts w:cs="Times New Roman"/>
-                <w:sz w:val="20"/>
-              </w:rPr>
-              <w:t>K-Means</w:t>
+              <w:t>12. Bisecting K-Means</w:t>
             </w:r>
           </w:p>
         </w:tc>
@@ -13122,13 +12929,7 @@
         <w:rPr>
           <w:rFonts w:cs="Times New Roman"/>
         </w:rPr>
-        <w:t xml:space="preserve">Лидеры — Gaussian mixtures и </w:t>
-      </w:r>
-      <w:r>
-        <w:rPr>
-          <w:rFonts w:cs="Times New Roman"/>
-        </w:rPr>
-        <w:t xml:space="preserve">K-Means (балл 0.418) при нулевом шуме. </w:t>
+        <w:t xml:space="preserve">Лидеры — Gaussian mixtures и K-Means (балл 0.418) при нулевом шуме. </w:t>
       </w:r>
       <w:r>
         <w:rPr>
@@ -13202,14 +13003,7 @@
           <w:rFonts w:cs="Times New Roman"/>
           <w:lang w:val="ru-RU"/>
         </w:rPr>
-        <w:t xml:space="preserve"> сравни</w:t>
-      </w:r>
-      <w:r>
-        <w:rPr>
-          <w:rFonts w:cs="Times New Roman"/>
-          <w:lang w:val="ru-RU"/>
-        </w:rPr>
-        <w:t>вается медианное расстояние до 5-го соседа (</w:t>
+        <w:t xml:space="preserve"> сравнивается медианное расстояние до 5-го соседа (</w:t>
       </w:r>
       <w:r>
         <w:rPr>
@@ -13280,15 +13074,7 @@
           <w:rFonts w:cs="Times New Roman"/>
           <w:lang w:val="ru-RU"/>
         </w:rPr>
-        <w:t xml:space="preserve">:613). </w:t>
-      </w:r>
-      <w:r>
-        <w:rPr>
-          <w:rFonts w:cs="Times New Roman"/>
-          <w:lang w:val="ru-RU"/>
-        </w:rPr>
-        <w:lastRenderedPageBreak/>
-        <w:t xml:space="preserve">Настоящая аномалия лежит в разреженной области — её </w:t>
+        <w:t xml:space="preserve">:613). Настоящая аномалия лежит в разреженной области — её </w:t>
       </w:r>
       <w:r>
         <w:rPr>
@@ -13331,14 +13117,7 @@
           <w:rFonts w:cs="Times New Roman"/>
           <w:lang w:val="ru-RU"/>
         </w:rPr>
-        <w:t>Т</w:t>
-      </w:r>
-      <w:r>
-        <w:rPr>
-          <w:rFonts w:cs="Times New Roman"/>
-          <w:lang w:val="ru-RU"/>
-        </w:rPr>
-        <w:t>аблица 11 — Эффективность отделения выбросов плотностными методами</w:t>
+        <w:t>Таблица 11 — Эффективность отделения выбросов плотностными методами</w:t>
       </w:r>
     </w:p>
     <w:tbl>
@@ -13379,6 +13158,7 @@
                 <w:b/>
                 <w:sz w:val="20"/>
               </w:rPr>
+              <w:lastRenderedPageBreak/>
               <w:t>Метод</w:t>
             </w:r>
             <w:proofErr w:type="spellEnd"/>
@@ -13815,14 +13595,7 @@
                 <w:rFonts w:cs="Times New Roman"/>
                 <w:sz w:val="20"/>
               </w:rPr>
-              <w:t xml:space="preserve">2 из </w:t>
-            </w:r>
-            <w:r>
-              <w:rPr>
-                <w:rFonts w:cs="Times New Roman"/>
-                <w:sz w:val="20"/>
-              </w:rPr>
-              <w:t>30</w:t>
+              <w:t>2 из 30</w:t>
             </w:r>
           </w:p>
         </w:tc>
@@ -14048,14 +13821,7 @@
           <w:rFonts w:cs="Times New Roman"/>
           <w:lang w:val="ru-RU"/>
         </w:rPr>
-        <w:t xml:space="preserve">, медианное расстояние до 5 соседей в 2.2 и 2.1 раза больше, чем у основной массы, а </w:t>
-      </w:r>
-      <w:r>
-        <w:rPr>
-          <w:rFonts w:cs="Times New Roman"/>
-          <w:lang w:val="ru-RU"/>
-        </w:rPr>
-        <w:t xml:space="preserve">плотную окружность сохраняют лишь 1–2 точки из ~30 — это действительно редкие наблюдения в разреженных областях, кандидаты в аномалии. </w:t>
+        <w:t xml:space="preserve">, медианное расстояние до 5 соседей в 2.2 и 2.1 раза больше, чем у основной массы, а плотную окружность сохраняют лишь 1–2 точки из ~30 — это действительно редкие наблюдения в разреженных областях, кандидаты в аномалии. </w:t>
       </w:r>
       <w:r>
         <w:rPr>
@@ -14068,14 +13834,7 @@
           <w:rFonts w:cs="Times New Roman"/>
           <w:lang w:val="ru-RU"/>
         </w:rPr>
-        <w:t xml:space="preserve"> пометил как шум 63 точки, из которых 43 имеют такую же плотность, как основная масса: здесь шум — граница между пе</w:t>
-      </w:r>
-      <w:r>
-        <w:rPr>
-          <w:rFonts w:cs="Times New Roman"/>
-          <w:lang w:val="ru-RU"/>
-        </w:rPr>
-        <w:t xml:space="preserve">рекрывающимися кластерами, а не аномалии. </w:t>
+        <w:t xml:space="preserve"> пометил как шум 63 точки, из которых 43 имеют такую же плотность, как основная масса: здесь шум — граница между перекрывающимися кластерами, а не аномалии. </w:t>
       </w:r>
       <w:proofErr w:type="spellStart"/>
       <w:r>
@@ -14146,7 +13905,6 @@
           <w:rFonts w:cs="Times New Roman"/>
           <w:noProof/>
         </w:rPr>
-        <w:lastRenderedPageBreak/>
         <w:drawing>
           <wp:inline distT="0" distB="0" distL="0" distR="0" wp14:anchorId="579938D0" wp14:editId="2C256DAA">
             <wp:extent cx="5940000" cy="3173970"/>
@@ -14276,6 +14034,7 @@
           <w:rFonts w:ascii="Times New Roman" w:hAnsi="Times New Roman" w:cs="Times New Roman"/>
           <w:lang w:val="ru-RU"/>
         </w:rPr>
+        <w:lastRenderedPageBreak/>
         <w:t>Пункт 2.4. Выделение аномальных данных</w:t>
       </w:r>
     </w:p>
@@ -14291,14 +14050,7 @@
           <w:rFonts w:cs="Times New Roman"/>
           <w:lang w:val="ru-RU"/>
         </w:rPr>
-        <w:t xml:space="preserve">Что </w:t>
-      </w:r>
-      <w:r>
-        <w:rPr>
-          <w:rFonts w:cs="Times New Roman"/>
-          <w:lang w:val="ru-RU"/>
-        </w:rPr>
-        <w:t>сделано. Аномалии собираются тремя независимыми способами (</w:t>
+        <w:t>Что сделано. Аномалии собираются тремя независимыми способами (</w:t>
       </w:r>
       <w:proofErr w:type="spellStart"/>
       <w:r>
@@ -14400,14 +14152,7 @@
           <w:lang w:val="ru-RU"/>
         </w:rPr>
         <w:br/>
-        <w:t>3) точки, далёкие от центра своего кластер</w:t>
-      </w:r>
-      <w:r>
-        <w:rPr>
-          <w:rFonts w:cs="Times New Roman"/>
-          <w:lang w:val="ru-RU"/>
-        </w:rPr>
-        <w:t>а (3 % хвост расстояний).</w:t>
+        <w:t>3) точки, далёкие от центра своего кластера (3 % хвост расстояний).</w:t>
       </w:r>
     </w:p>
     <w:p>
@@ -14633,14 +14378,7 @@
                 <w:rFonts w:cs="Times New Roman"/>
                 <w:sz w:val="20"/>
               </w:rPr>
-              <w:t xml:space="preserve">Итого аномальных </w:t>
-            </w:r>
-            <w:r>
-              <w:rPr>
-                <w:rFonts w:cs="Times New Roman"/>
-                <w:sz w:val="20"/>
-              </w:rPr>
-              <w:t>(объединение)</w:t>
+              <w:t>Итого аномальных (объединение)</w:t>
             </w:r>
           </w:p>
         </w:tc>
@@ -14755,15 +14493,7 @@
           <w:rFonts w:cs="Times New Roman"/>
           <w:lang w:val="ru-RU"/>
         </w:rPr>
-        <w:t xml:space="preserve">) — эти аномалии подтверждаются двумя независимыми </w:t>
-      </w:r>
-      <w:r>
-        <w:rPr>
-          <w:rFonts w:cs="Times New Roman"/>
-          <w:lang w:val="ru-RU"/>
-        </w:rPr>
-        <w:lastRenderedPageBreak/>
-        <w:t xml:space="preserve">способами. Часть точек, выделенная только </w:t>
+        <w:t xml:space="preserve">) — эти аномалии подтверждаются двумя независимыми способами. Часть точек, выделенная только </w:t>
       </w:r>
       <w:r>
         <w:rPr>
@@ -14776,14 +14506,7 @@
           <w:rFonts w:cs="Times New Roman"/>
           <w:lang w:val="ru-RU"/>
         </w:rPr>
-        <w:t>, лежит в</w:t>
-      </w:r>
-      <w:r>
-        <w:rPr>
-          <w:rFonts w:cs="Times New Roman"/>
-          <w:lang w:val="ru-RU"/>
-        </w:rPr>
-        <w:t xml:space="preserve"> разреженных хвостах; часть, выделенная только </w:t>
+        <w:t xml:space="preserve">, лежит в разреженных хвостах; часть, выделенная только </w:t>
       </w:r>
       <w:proofErr w:type="spellStart"/>
       <w:r>
@@ -14885,16 +14608,8 @@
           <w:sz w:val="22"/>
           <w:lang w:val="ru-RU"/>
         </w:rPr>
-        <w:t>Рис. 10 — Итоговое разбиение и выделение аном</w:t>
-      </w:r>
-      <w:r>
-        <w:rPr>
-          <w:rFonts w:cs="Times New Roman"/>
-          <w:i/>
-          <w:sz w:val="22"/>
-          <w:lang w:val="ru-RU"/>
-        </w:rPr>
-        <w:t xml:space="preserve">альных данных. </w:t>
+        <w:lastRenderedPageBreak/>
+        <w:t xml:space="preserve">Рис. 10 — Итоговое разбиение и выделение аномальных данных. </w:t>
       </w:r>
       <w:proofErr w:type="spellStart"/>
       <w:r>
@@ -14975,14 +14690,7 @@
           <w:rFonts w:ascii="Times New Roman" w:hAnsi="Times New Roman" w:cs="Times New Roman"/>
           <w:lang w:val="ru-RU"/>
         </w:rPr>
-        <w:t xml:space="preserve"> и обоснование выбо</w:t>
-      </w:r>
-      <w:r>
-        <w:rPr>
-          <w:rFonts w:ascii="Times New Roman" w:hAnsi="Times New Roman" w:cs="Times New Roman"/>
-          <w:lang w:val="ru-RU"/>
-        </w:rPr>
-        <w:t>ра</w:t>
+        <w:t xml:space="preserve"> и обоснование выбора</w:t>
       </w:r>
     </w:p>
     <w:p>
@@ -15049,14 +14757,7 @@
           <w:rFonts w:cs="Times New Roman"/>
           <w:lang w:val="ru-RU"/>
         </w:rPr>
-        <w:t>), однор</w:t>
-      </w:r>
-      <w:r>
-        <w:rPr>
-          <w:rFonts w:cs="Times New Roman"/>
-          <w:lang w:val="ru-RU"/>
-        </w:rPr>
-        <w:t xml:space="preserve">одности, полноте и </w:t>
+        <w:t xml:space="preserve">), однородности, полноте и </w:t>
       </w:r>
       <w:r>
         <w:rPr>
@@ -15490,7 +15191,6 @@
                 <w:rFonts w:cs="Times New Roman"/>
                 <w:sz w:val="20"/>
               </w:rPr>
-              <w:lastRenderedPageBreak/>
               <w:t>2</w:t>
             </w:r>
           </w:p>
@@ -15529,14 +15229,7 @@
                 <w:rFonts w:cs="Times New Roman"/>
                 <w:sz w:val="20"/>
               </w:rPr>
-              <w:t xml:space="preserve">k=5, </w:t>
-            </w:r>
-            <w:r>
-              <w:rPr>
-                <w:rFonts w:cs="Times New Roman"/>
-                <w:sz w:val="20"/>
-              </w:rPr>
-              <w:t>affinity=nearest_neighbors</w:t>
+              <w:t>k=5, affinity=nearest_neighbors</w:t>
             </w:r>
           </w:p>
         </w:tc>
@@ -16164,14 +15857,7 @@
                 <w:rFonts w:cs="Times New Roman"/>
                 <w:sz w:val="20"/>
               </w:rPr>
-              <w:t xml:space="preserve">k=6, </w:t>
-            </w:r>
-            <w:r>
-              <w:rPr>
-                <w:rFonts w:cs="Times New Roman"/>
-                <w:sz w:val="20"/>
-              </w:rPr>
-              <w:t>threshold=0.3</w:t>
+              <w:t>k=6, threshold=0.3</w:t>
             </w:r>
           </w:p>
         </w:tc>
@@ -16799,14 +16485,7 @@
                 <w:rFonts w:cs="Times New Roman"/>
                 <w:sz w:val="20"/>
               </w:rPr>
-              <w:t xml:space="preserve">eps=0.3685, </w:t>
-            </w:r>
-            <w:r>
-              <w:rPr>
-                <w:rFonts w:cs="Times New Roman"/>
-                <w:sz w:val="20"/>
-              </w:rPr>
-              <w:t>min_samples=3</w:t>
+              <w:t>eps=0.3685, min_samples=3</w:t>
             </w:r>
           </w:p>
         </w:tc>
@@ -17239,6 +16918,7 @@
           <w:rFonts w:cs="Times New Roman"/>
           <w:lang w:val="ru-RU"/>
         </w:rPr>
+        <w:lastRenderedPageBreak/>
         <w:t xml:space="preserve">Лучший по </w:t>
       </w:r>
       <w:r>
@@ -17320,14 +17000,7 @@
           <w:rFonts w:cs="Times New Roman"/>
           <w:lang w:val="ru-RU"/>
         </w:rPr>
-        <w:t xml:space="preserve"> </w:t>
-      </w:r>
-      <w:r>
-        <w:rPr>
-          <w:rFonts w:cs="Times New Roman"/>
-          <w:lang w:val="ru-RU"/>
-        </w:rPr>
-        <w:t xml:space="preserve">отнесено 70.8 % точек при взаимно однозначном сопоставлении меток (задача о назначениях). </w:t>
+        <w:t xml:space="preserve"> отнесено 70.8 % точек при взаимно однозначном сопоставлении меток (задача о назначениях). </w:t>
       </w:r>
       <w:r>
         <w:rPr>
@@ -17867,26 +17540,34 @@
           <w:rFonts w:cs="Times New Roman"/>
           <w:lang w:val="ru-RU"/>
         </w:rPr>
-        <w:t xml:space="preserve">Обоснование выбора (из методички п. 2.5): число кластеров определено верно — эталон содержит 4 класса, оценка без меток дала k = 4 (правило 1-SE по силуэту). Высокий ARI у Ward объясним геометрией данных: отношение расстояния до 4-го соседа к расстоянию до ближайшего равно 3.0, то есть кластеры перекрываются, часть точек на стыках не может быть отнесена однозначно — это предел задачи, а не недостаток метода. Плотностные методы (DBSCAN, HDBSCAN, OPTICS) заняли три последние места (</w:t>
+        <w:t>Обоснование выбора (из методички п. 2.5): число кластеров определено верно — эталон содержит 4 класса, оценка без меток дала k = 4 (правило 1-SE по силуэту). Высокий ARI у Ward объясним геометрией данных: отношение расстояния до 4-го соседа к расстоянию до ближайшего равно 3.0, то есть кластеры перекрываются, часть точек на стыках не может быть отнесена однозначно — это предел задачи, а не недостаток метода. Плотностные методы (DBSCAN, HDBSCAN, OPTICS) заняли три последние места (</w:t>
       </w:r>
       <m:oMath>
         <m:r>
           <m:rPr>
             <m:sty m:val="p"/>
           </m:rPr>
-          <m:t xml:space="preserve">ARI</m:t>
+          <w:rPr>
+            <w:rFonts w:ascii="Cambria Math" w:hAnsi="Cambria Math"/>
+          </w:rPr>
+          <m:t>ARI</m:t>
         </m:r>
         <m:r>
-          <m:t xml:space="preserve">≤</m:t>
-        </m:r>
-        <m:r>
-          <m:t xml:space="preserve"> </m:t>
+          <w:rPr>
+            <w:rFonts w:ascii="Cambria Math" w:hAnsi="Cambria Math"/>
+            <w:lang w:val="ru-RU"/>
+          </w:rPr>
+          <m:t xml:space="preserve">≤ </m:t>
         </m:r>
         <m:r>
           <m:rPr>
             <m:sty m:val="p"/>
           </m:rPr>
-          <m:t xml:space="preserve">0.115</m:t>
+          <w:rPr>
+            <w:rFonts w:ascii="Cambria Math" w:hAnsi="Cambria Math"/>
+            <w:lang w:val="ru-RU"/>
+          </w:rPr>
+          <m:t>0.115</m:t>
         </m:r>
       </m:oMath>
       <w:r>
@@ -17894,7 +17575,39 @@
           <w:rFonts w:cs="Times New Roman"/>
           <w:lang w:val="ru-RU"/>
         </w:rPr>
-        <w:t xml:space="preserve">), что совпадает с вердиктом п. 2.1. Практический выбор — 5. Ward hierarchical; алгоритмы, строящие разбиение по ближайшим центрам или по минимизации within-cluster дисперсии (Ward, K-Means, Gaussian mixtures), дают сопоставимый результат и устойчивы к перекрытию.</w:t>
+        <w:t xml:space="preserve">), что совпадает с вердиктом п. 2.1. Практический выбор — 5. Ward hierarchical; алгоритмы, строящие разбиение по ближайшим центрам или по минимизации </w:t>
+      </w:r>
+      <w:proofErr w:type="spellStart"/>
+      <w:r>
+        <w:rPr>
+          <w:rFonts w:cs="Times New Roman"/>
+          <w:lang w:val="ru-RU"/>
+        </w:rPr>
+        <w:t>внутрикластерной</w:t>
+      </w:r>
+      <w:proofErr w:type="spellEnd"/>
+      <w:r>
+        <w:rPr>
+          <w:rFonts w:cs="Times New Roman"/>
+          <w:lang w:val="ru-RU"/>
+        </w:rPr>
+        <w:t xml:space="preserve"> дисперсии (Ward, K-</w:t>
+      </w:r>
+      <w:proofErr w:type="spellStart"/>
+      <w:r>
+        <w:rPr>
+          <w:rFonts w:cs="Times New Roman"/>
+          <w:lang w:val="ru-RU"/>
+        </w:rPr>
+        <w:t>Means</w:t>
+      </w:r>
+      <w:proofErr w:type="spellEnd"/>
+      <w:r>
+        <w:rPr>
+          <w:rFonts w:cs="Times New Roman"/>
+          <w:lang w:val="ru-RU"/>
+        </w:rPr>
+        <w:t>, Gaussian mixtures), дают сопоставимый результат и устойчивы к перекрытию.</w:t>
       </w:r>
     </w:p>
     <w:p>
@@ -18023,6 +17736,7 @@
           <w:rFonts w:cs="Times New Roman"/>
           <w:noProof/>
         </w:rPr>
+        <w:lastRenderedPageBreak/>
         <w:drawing>
           <wp:inline distT="0" distB="0" distL="0" distR="0" wp14:anchorId="7F75829C" wp14:editId="5A208FDC">
             <wp:extent cx="5940000" cy="2276953"/>
@@ -18075,16 +17789,7 @@
           <w:sz w:val="22"/>
           <w:lang w:val="ru-RU"/>
         </w:rPr>
-        <w:t>Рис. 11 — Ср</w:t>
-      </w:r>
-      <w:r>
-        <w:rPr>
-          <w:rFonts w:cs="Times New Roman"/>
-          <w:i/>
-          <w:sz w:val="22"/>
-          <w:lang w:val="ru-RU"/>
-        </w:rPr>
-        <w:t xml:space="preserve">авнение с эталоном: </w:t>
+        <w:t xml:space="preserve">Рис. 11 — Сравнение с эталоном: </w:t>
       </w:r>
       <w:r>
         <w:rPr>
@@ -18193,29 +17898,54 @@
           <w:rFonts w:cs="Times New Roman"/>
           <w:lang w:val="ru-RU"/>
         </w:rPr>
-        <w:t xml:space="preserve">1) Выполнен отбор признаков по варианту 7. Матрица корреляций выявила пару практически линейно зависимых признаков a~b (</w:t>
+        <w:t xml:space="preserve">1) Выполнен отбор признаков по варианту 7. Матрица корреляций выявила пару практически линейно зависимых признаков </w:t>
+      </w:r>
+      <w:proofErr w:type="spellStart"/>
+      <w:r>
+        <w:rPr>
+          <w:rFonts w:cs="Times New Roman"/>
+          <w:lang w:val="ru-RU"/>
+        </w:rPr>
+        <w:t>a~b</w:t>
+      </w:r>
+      <w:proofErr w:type="spellEnd"/>
+      <w:r>
+        <w:rPr>
+          <w:rFonts w:cs="Times New Roman"/>
+          <w:lang w:val="ru-RU"/>
+        </w:rPr>
+        <w:t xml:space="preserve"> (</w:t>
       </w:r>
       <m:oMath>
         <m:r>
-          <m:t xml:space="preserve">|</m:t>
+          <w:rPr>
+            <w:rFonts w:ascii="Cambria Math" w:hAnsi="Cambria Math"/>
+            <w:lang w:val="ru-RU"/>
+          </w:rPr>
+          <m:t>|</m:t>
         </m:r>
         <m:r>
-          <m:rPr>
-            <m:sty m:val="i"/>
-          </m:rPr>
-          <m:t xml:space="preserve">r</m:t>
+          <w:rPr>
+            <w:rFonts w:ascii="Cambria Math" w:hAnsi="Cambria Math"/>
+          </w:rPr>
+          <m:t>r</m:t>
         </m:r>
         <m:r>
-          <m:t xml:space="preserve">|</m:t>
-        </m:r>
-        <m:r>
-          <m:t xml:space="preserve">=</m:t>
+          <w:rPr>
+            <w:rFonts w:ascii="Cambria Math" w:hAnsi="Cambria Math"/>
+            <w:lang w:val="ru-RU"/>
+          </w:rPr>
+          <m:t>|=</m:t>
         </m:r>
         <m:r>
           <m:rPr>
             <m:sty m:val="p"/>
           </m:rPr>
-          <m:t xml:space="preserve">0.999</m:t>
+          <w:rPr>
+            <w:rFonts w:ascii="Cambria Math" w:hAnsi="Cambria Math"/>
+            <w:lang w:val="ru-RU"/>
+          </w:rPr>
+          <m:t>0.999</m:t>
         </m:r>
       </m:oMath>
       <w:r>
@@ -18223,7 +17953,7 @@
           <w:rFonts w:cs="Times New Roman"/>
           <w:lang w:val="ru-RU"/>
         </w:rPr>
-        <w:t xml:space="preserve">): один из них избыточен. Числовой ранг матрицы 4 из 5 — одно направление вырождено (шум).</w:t>
+        <w:t>): один из них избыточен. Числовой ранг матрицы 4 из 5 — одно направление вырождено (шум).</w:t>
       </w:r>
     </w:p>
     <w:p>
@@ -18290,14 +18020,7 @@
           <w:rFonts w:cs="Times New Roman"/>
           <w:lang w:val="ru-RU"/>
         </w:rPr>
-        <w:t xml:space="preserve"> и</w:t>
-      </w:r>
-      <w:r>
-        <w:rPr>
-          <w:rFonts w:cs="Times New Roman"/>
-          <w:lang w:val="ru-RU"/>
-        </w:rPr>
-        <w:t xml:space="preserve"> </w:t>
+        <w:t xml:space="preserve"> и </w:t>
       </w:r>
       <w:r>
         <w:rPr>
@@ -18364,7 +18087,6 @@
           <w:rFonts w:cs="Times New Roman"/>
           <w:lang w:val="ru-RU"/>
         </w:rPr>
-        <w:lastRenderedPageBreak/>
         <w:t xml:space="preserve">3) Кластеризация двенадцатью алгоритмами </w:t>
       </w:r>
       <w:r>
@@ -18404,14 +18126,7 @@
           <w:rFonts w:cs="Times New Roman"/>
           <w:lang w:val="ru-RU"/>
         </w:rPr>
-        <w:t>) 8 методов пригодны с оговоркой, 4 не приг</w:t>
-      </w:r>
-      <w:r>
-        <w:rPr>
-          <w:rFonts w:cs="Times New Roman"/>
-          <w:lang w:val="ru-RU"/>
-        </w:rPr>
-        <w:t>одны: плотностные (</w:t>
+        <w:t>) 8 методов пригодны с оговоркой, 4 не пригодны: плотностные (</w:t>
       </w:r>
       <w:r>
         <w:rPr>
@@ -18560,14 +18275,8 @@
           <w:rFonts w:cs="Times New Roman"/>
           <w:lang w:val="ru-RU"/>
         </w:rPr>
-        <w:t>5) Выделено 35 аномальных точек (24.3</w:t>
-      </w:r>
-      <w:r>
-        <w:rPr>
-          <w:rFonts w:cs="Times New Roman"/>
-          <w:lang w:val="ru-RU"/>
-        </w:rPr>
-        <w:t xml:space="preserve"> % выборки); 8 из них подтверждены двумя независимыми способами (шум плотностного метода и </w:t>
+        <w:lastRenderedPageBreak/>
+        <w:t xml:space="preserve">5) Выделено 35 аномальных точек (24.3 % выборки); 8 из них подтверждены двумя независимыми способами (шум плотностного метода и </w:t>
       </w:r>
       <w:proofErr w:type="spellStart"/>
       <w:r>
@@ -18665,14 +18374,7 @@
           <w:rFonts w:cs="Times New Roman"/>
           <w:lang w:val="ru-RU"/>
         </w:rPr>
-        <w:t xml:space="preserve"> отнесено 70.8 % точек). Оценка числа кластеров без м</w:t>
-      </w:r>
-      <w:r>
-        <w:rPr>
-          <w:rFonts w:cs="Times New Roman"/>
-          <w:lang w:val="ru-RU"/>
-        </w:rPr>
-        <w:t>еток (</w:t>
+        <w:t xml:space="preserve"> отнесено 70.8 % точек). Оценка числа кластеров без меток (</w:t>
       </w:r>
       <w:r>
         <w:rPr>
@@ -19214,11 +18916,6 @@
     <w:lsdException w:name="Book Title" w:uiPriority="33" w:qFormat="1"/>
     <w:lsdException w:name="Bibliography" w:semiHidden="1" w:uiPriority="37" w:unhideWhenUsed="1"/>
     <w:lsdException w:name="TOC Heading" w:semiHidden="1" w:uiPriority="39" w:unhideWhenUsed="1" w:qFormat="1"/>
-    <w:lsdException w:name="Plain Table 5" w:semiHidden="1" w:unhideWhenUsed="1"/>
-    <w:lsdException w:name="Grid Table Light" w:semiHidden="1" w:unhideWhenUsed="1"/>
-    <w:lsdException w:name="Grid Table 1 Light" w:semiHidden="1" w:unhideWhenUsed="1"/>
-    <w:lsdException w:name="Grid Table 2" w:semiHidden="1" w:unhideWhenUsed="1"/>
-    <w:lsdException w:name="Grid Table 3" w:semiHidden="1" w:unhideWhenUsed="1"/>
     <w:lsdException w:name="Grid Table 4" w:uiPriority="49"/>
     <w:lsdException w:name="Grid Table 5 Dark" w:uiPriority="50"/>
     <w:lsdException w:name="Grid Table 6 Colorful" w:uiPriority="51"/>
@@ -30318,6 +30015,22 @@
       <w:sz w:val="20"/>
     </w:rPr>
   </w:style>
+  <w:style w:type="paragraph" w:styleId="aff8">
+    <w:name w:val="Normal (Web)"/>
+    <w:basedOn w:val="a1"/>
+    <w:uiPriority w:val="99"/>
+    <w:unhideWhenUsed/>
+    <w:rsid w:val="00257914"/>
+    <w:pPr>
+      <w:spacing w:before="100" w:beforeAutospacing="1" w:after="100" w:afterAutospacing="1" w:line="240" w:lineRule="auto"/>
+    </w:pPr>
+    <w:rPr>
+      <w:rFonts w:eastAsia="Times New Roman" w:cs="Times New Roman"/>
+      <w:sz w:val="24"/>
+      <w:szCs w:val="24"/>
+      <w:lang w:val="ru-RU" w:eastAsia="ru-RU"/>
+    </w:rPr>
+  </w:style>
 </w:styles>
 </file>
 
